--- a/VIVO小游戏资质模版/授权书.docx
+++ b/VIVO小游戏资质模版/授权书.docx
@@ -85,7 +85,6 @@
           <w:rFonts w:hint="default"/>
           <w:sz w:val="24"/>
           <w:szCs w:val="24"/>
-          <w:highlight w:val="none"/>
           <w:u w:val="thick"/>
           <w:lang w:val="en-US" w:eastAsia="zh-CN"/>
         </w:rPr>
@@ -117,8 +116,6 @@
           <w:szCs w:val="24"/>
         </w:rPr>
       </w:pPr>
-      <w:bookmarkStart w:id="1" w:name="_GoBack"/>
-      <w:bookmarkEnd w:id="1"/>
     </w:p>
     <w:p>
       <w:pPr>
@@ -153,13 +150,43 @@
       </w:r>
       <w:r>
         <w:rPr>
+          <w:rFonts w:hint="eastAsia" w:cs="宋体"/>
+          <w:sz w:val="24"/>
+          <w:szCs w:val="24"/>
+          <w:u w:val="thick"/>
+          <w:lang w:val="en-US" w:eastAsia="zh-CN"/>
+        </w:rPr>
+        <w:t>《</w:t>
+      </w:r>
+      <w:r>
+        <w:rPr>
           <w:rFonts w:hint="default" w:ascii="宋体" w:hAnsi="宋体" w:cs="宋体"/>
           <w:sz w:val="24"/>
           <w:szCs w:val="24"/>
           <w:u w:val="thick"/>
           <w:lang w:val="en-US" w:eastAsia="zh-CN"/>
         </w:rPr>
-        <w:t xml:space="preserve">{游戏名称} </w:t>
+        <w:t>{游戏名称}</w:t>
+      </w:r>
+      <w:r>
+        <w:rPr>
+          <w:rFonts w:hint="eastAsia" w:cs="宋体"/>
+          <w:sz w:val="24"/>
+          <w:szCs w:val="24"/>
+          <w:u w:val="thick"/>
+          <w:lang w:val="en-US" w:eastAsia="zh-CN"/>
+        </w:rPr>
+        <w:t>》</w:t>
+      </w:r>
+      <w:r>
+        <w:rPr>
+          <w:rFonts w:hint="default" w:ascii="宋体" w:hAnsi="宋体" w:cs="宋体"/>
+          <w:sz w:val="24"/>
+          <w:szCs w:val="24"/>
+          <w:u w:val="thick"/>
+          <w:lang w:val="en-US" w:eastAsia="zh-CN"/>
+        </w:rPr>
+        <w:t xml:space="preserve"> </w:t>
       </w:r>
       <w:r>
         <w:rPr>
@@ -169,7 +196,27 @@
           <w:u w:val="thick"/>
           <w:lang w:val="en-US" w:eastAsia="zh-CN"/>
         </w:rPr>
-        <w:t xml:space="preserve">  （以下简称“授权游戏”，软件著作权登记号： </w:t>
+        <w:t xml:space="preserve"> </w:t>
+      </w:r>
+      <w:r>
+        <w:rPr>
+          <w:rFonts w:hint="eastAsia" w:ascii="宋体" w:hAnsi="宋体" w:cs="宋体"/>
+          <w:sz w:val="24"/>
+          <w:szCs w:val="24"/>
+          <w:u w:val="none"/>
+          <w:lang w:val="en-US" w:eastAsia="zh-CN"/>
+        </w:rPr>
+        <w:t xml:space="preserve"> （以下简称“授权游戏”，软件著作权登记号：</w:t>
+      </w:r>
+      <w:r>
+        <w:rPr>
+          <w:rFonts w:hint="eastAsia" w:ascii="宋体" w:hAnsi="宋体" w:cs="宋体"/>
+          <w:sz w:val="24"/>
+          <w:szCs w:val="24"/>
+          <w:u w:val="thick"/>
+          <w:lang w:val="en-US" w:eastAsia="zh-CN"/>
+        </w:rPr>
+        <w:t xml:space="preserve"> </w:t>
       </w:r>
       <w:r>
         <w:rPr>
@@ -729,6 +776,17 @@
         </w:rPr>
         <w:t>{授权结束日期}</w:t>
       </w:r>
+      <w:r>
+        <w:rPr>
+          <w:rFonts w:hint="eastAsia"/>
+          <w:sz w:val="24"/>
+          <w:szCs w:val="24"/>
+          <w:highlight w:val="none"/>
+          <w:u w:val="thick"/>
+          <w:lang w:val="en-US" w:eastAsia="zh-CN"/>
+        </w:rPr>
+        <w:t xml:space="preserve"> </w:t>
+      </w:r>
     </w:p>
     <w:p>
       <w:pPr>
@@ -812,24 +870,7 @@
           <w:sz w:val="24"/>
           <w:szCs w:val="24"/>
         </w:rPr>
-        <w:t xml:space="preserve">                           </w:t>
-      </w:r>
-      <w:r>
-        <w:rPr>
-          <w:rFonts w:hint="eastAsia"/>
-          <w:sz w:val="24"/>
-          <w:szCs w:val="24"/>
-          <w:lang w:val="en-US" w:eastAsia="zh-CN"/>
-        </w:rPr>
-        <w:tab/>
-      </w:r>
-      <w:r>
-        <w:rPr>
-          <w:rFonts w:hint="eastAsia"/>
-          <w:sz w:val="24"/>
-          <w:szCs w:val="24"/>
-        </w:rPr>
-        <w:t>授权方</w:t>
+        <w:t xml:space="preserve">                           授权方</w:t>
       </w:r>
       <w:r>
         <w:rPr>
@@ -880,7 +921,17 @@
           <w:sz w:val="24"/>
           <w:szCs w:val="24"/>
         </w:rPr>
-        <w:t xml:space="preserve">                            签发日期：</w:t>
+        <w:t xml:space="preserve">                           </w:t>
+      </w:r>
+      <w:bookmarkStart w:id="1" w:name="_GoBack"/>
+      <w:bookmarkEnd w:id="1"/>
+      <w:r>
+        <w:rPr>
+          <w:rFonts w:hint="eastAsia"/>
+          <w:sz w:val="24"/>
+          <w:szCs w:val="24"/>
+        </w:rPr>
+        <w:t>签发日期：</w:t>
       </w:r>
       <w:r>
         <w:rPr>
